--- a/published/ai-ms/04_code_create/08_planning/study-guides/08_planning-questions.docx
+++ b/published/ai-ms/04_code_create/08_planning/study-guides/08_planning-questions.docx
@@ -9,7 +9,7 @@
     </w:p>
     <w:p>
       <w:r>
-        <w:t>Define Planning in your own words, specifically as it applies to Ms.</w:t>
+        <w:t>Define Planning in your own words, specifically as it applies to Middle School.</w:t>
       </w:r>
     </w:p>
     <w:p>
@@ -24,87 +24,87 @@
     </w:p>
     <w:p>
       <w:r>
-        <w:t>Develop a question that connects Planning to a real-world problem in Ms.</w:t>
+        <w:t>Develop a question that connects Planning to a real-world problem in Middle School.</w:t>
       </w:r>
     </w:p>
     <w:p>
       <w:r>
-        <w:t>Develop a question that connects Planning to a real-world problem in Ms.</w:t>
+        <w:t>Develop a question that connects Planning to a real-world problem in Middle School.</w:t>
       </w:r>
     </w:p>
     <w:p>
       <w:r>
-        <w:t>Develop a question that connects Planning to a real-world problem in Ms.</w:t>
+        <w:t>Develop a question that connects Planning to a real-world problem in Middle School.</w:t>
       </w:r>
     </w:p>
     <w:p>
       <w:r>
-        <w:t>Develop a question that connects Planning to a real-world problem in Ms.</w:t>
+        <w:t>Develop a question that connects Planning to a real-world problem in Middle School.</w:t>
       </w:r>
     </w:p>
     <w:p>
       <w:r>
-        <w:t>Develop a question that connects Planning to a real-world problem in Ms.</w:t>
+        <w:t>Develop a question that connects Planning to a real-world problem in Middle School.</w:t>
       </w:r>
     </w:p>
     <w:p>
       <w:r>
-        <w:t>Develop a question that connects Planning to a real-world problem in Ms.</w:t>
+        <w:t>Develop a question that connects Planning to a real-world problem in Middle School.</w:t>
       </w:r>
     </w:p>
     <w:p>
       <w:r>
-        <w:t>Develop a question that connects Planning to a real-world problem in Ms.</w:t>
+        <w:t>Develop a question that connects Planning to a real-world problem in Middle School.</w:t>
       </w:r>
     </w:p>
     <w:p>
       <w:r>
-        <w:t>Develop a question that connects Planning to a real-world problem in Ms.</w:t>
+        <w:t>Develop a question that connects Planning to a real-world problem in Middle School.</w:t>
       </w:r>
     </w:p>
     <w:p>
       <w:r>
-        <w:t>Develop a question that connects Planning to a real-world problem in Ms.</w:t>
+        <w:t>Develop a question that connects Planning to a real-world problem in Middle School.</w:t>
       </w:r>
     </w:p>
     <w:p>
       <w:r>
-        <w:t>Develop a question that connects Planning to a real-world problem in Ms.</w:t>
+        <w:t>Develop a question that connects Planning to a real-world problem in Middle School.</w:t>
       </w:r>
     </w:p>
     <w:p>
       <w:r>
-        <w:t>Develop a question that connects Planning to a real-world problem in Ms.</w:t>
+        <w:t>Develop a question that connects Planning to a real-world problem in Middle School.</w:t>
       </w:r>
     </w:p>
     <w:p>
       <w:r>
-        <w:t>Develop a question that connects Planning to a real-world problem in Ms.</w:t>
+        <w:t>Develop a question that connects Planning to a real-world problem in Middle School.</w:t>
       </w:r>
     </w:p>
     <w:p>
       <w:r>
-        <w:t>Develop a question that connects Planning to a real-world problem in Ms.</w:t>
+        <w:t>Develop a question that connects Planning to a real-world problem in Middle School.</w:t>
       </w:r>
     </w:p>
     <w:p>
       <w:r>
-        <w:t>Develop a question that connects Planning to a real-world problem in Ms.</w:t>
+        <w:t>Develop a question that connects Planning to a real-world problem in Middle School.</w:t>
       </w:r>
     </w:p>
     <w:p>
       <w:r>
-        <w:t>Develop a question that connects Planning to a real-world problem in Ms.</w:t>
+        <w:t>Develop a question that connects Planning to a real-world problem in Middle School.</w:t>
       </w:r>
     </w:p>
     <w:p>
       <w:r>
-        <w:t>Develop a question that connects Planning to a real-world problem in Ms.</w:t>
+        <w:t>Develop a question that connects Planning to a real-world problem in Middle School.</w:t>
       </w:r>
     </w:p>
     <w:p>
       <w:r>
-        <w:t>Develop a question that connects Planning to a real-world problem in Ms.</w:t>
+        <w:t>Develop a question that connects Planning to a real-world problem in Middle School.</w:t>
       </w:r>
     </w:p>
     <w:sectPr>
